--- a/sphero/UWE Sphero Pac-Man.docx
+++ b/sphero/UWE Sphero Pac-Man.docx
@@ -2931,7 +2931,25 @@
           <w:sz w:val="36"/>
           <w:szCs w:val="36"/>
         </w:rPr>
-        <w:t xml:space="preserve"> your code go back to the main page. Don’t forget to add “Pac-Man” to the name of your program. Click on the 3 dots (ellipsis) next to your program and download to a USB drive.</w:t>
+        <w:t xml:space="preserve"> your code go back to the main page. Don’t forget to add “Pac-Man” to the name of your program. Click on the 3 dots (ellipsis) next to your program and download to </w:t>
+      </w:r>
+      <w:r>
+        <w:rPr>
+          <w:i/>
+          <w:iCs/>
+          <w:sz w:val="36"/>
+          <w:szCs w:val="36"/>
+        </w:rPr>
+        <w:t>your computer</w:t>
+      </w:r>
+      <w:r>
+        <w:rPr>
+          <w:i/>
+          <w:iCs/>
+          <w:sz w:val="36"/>
+          <w:szCs w:val="36"/>
+        </w:rPr>
+        <w:t>.</w:t>
       </w:r>
     </w:p>
     <w:sectPr>
